--- a/backend-exhibits/google-mydrive-sharedrive-to-microsoft-onedrive-sharepoint-advanced-include.docx
+++ b/backend-exhibits/google-mydrive-sharedrive-to-microsoft-onedrive-sharepoint-advanced-include.docx
@@ -45,14 +45,14 @@
               <w:ind w:left="8"/>
               <w:jc w:val="center"/>
               <w:rPr>
-                <w:rFonts w:ascii="Arial" w:eastAsia="Arial" w:hAnsi="Arial" w:cs="Arial"/>
-                <w:b/>
-                <w:sz w:val="21"/>
-              </w:rPr>
-            </w:pPr>
-            <w:r>
-              <w:rPr>
-                <w:rFonts w:ascii="Arial" w:eastAsia="Arial" w:hAnsi="Arial" w:cs="Arial"/>
+                <w:rFonts w:ascii="Arial" w:hAnsi="Arial" w:cs="Arial" w:eastAsia="Arial"/>
+                <w:b/>
+                <w:sz w:val="21"/>
+              </w:rPr>
+            </w:pPr>
+            <w:r>
+              <w:rPr>
+                <w:rFonts w:ascii="Arial" w:hAnsi="Arial" w:cs="Arial" w:eastAsia="Arial"/>
                 <w:b/>
                 <w:sz w:val="21"/>
               </w:rPr>
@@ -61,7 +61,7 @@
             <w:proofErr w:type="spellStart"/>
             <w:r>
               <w:rPr>
-                <w:rFonts w:ascii="Arial" w:eastAsia="Arial" w:hAnsi="Arial" w:cs="Arial"/>
+                <w:rFonts w:ascii="Arial" w:hAnsi="Arial" w:cs="Arial" w:eastAsia="Arial"/>
                 <w:b/>
                 <w:sz w:val="21"/>
               </w:rPr>
@@ -70,7 +70,7 @@
             <w:proofErr w:type="spellEnd"/>
             <w:r>
               <w:rPr>
-                <w:rFonts w:ascii="Arial" w:eastAsia="Arial" w:hAnsi="Arial" w:cs="Arial"/>
+                <w:rFonts w:ascii="Arial" w:hAnsi="Arial" w:cs="Arial" w:eastAsia="Arial"/>
                 <w:b/>
                 <w:sz w:val="21"/>
               </w:rPr>
@@ -78,7 +78,7 @@
             </w:r>
             <w:r>
               <w:rPr>
-                <w:rFonts w:ascii="Arial" w:eastAsia="Arial" w:hAnsi="Arial" w:cs="Arial"/>
+                <w:rFonts w:ascii="Arial" w:hAnsi="Arial" w:cs="Arial" w:eastAsia="Arial"/>
                 <w:b/>
                 <w:sz w:val="21"/>
               </w:rPr>
@@ -86,7 +86,7 @@
             </w:r>
             <w:r>
               <w:rPr>
-                <w:rFonts w:ascii="Arial" w:eastAsia="Arial" w:hAnsi="Arial" w:cs="Arial"/>
+                <w:rFonts w:ascii="Arial" w:hAnsi="Arial" w:cs="Arial" w:eastAsia="Arial"/>
                 <w:b/>
                 <w:sz w:val="21"/>
               </w:rPr>
@@ -94,7 +94,7 @@
             </w:r>
             <w:r>
               <w:rPr>
-                <w:rFonts w:ascii="Arial" w:eastAsia="Arial" w:hAnsi="Arial" w:cs="Arial"/>
+                <w:rFonts w:ascii="Arial" w:hAnsi="Arial" w:cs="Arial" w:eastAsia="Arial"/>
                 <w:b/>
                 <w:sz w:val="21"/>
               </w:rPr>
@@ -103,7 +103,7 @@
             <w:proofErr w:type="spellStart"/>
             <w:r>
               <w:rPr>
-                <w:rFonts w:ascii="Arial" w:eastAsia="Arial" w:hAnsi="Arial" w:cs="Arial"/>
+                <w:rFonts w:ascii="Arial" w:hAnsi="Arial" w:cs="Arial" w:eastAsia="Arial"/>
                 <w:b/>
                 <w:sz w:val="21"/>
               </w:rPr>
@@ -112,7 +112,7 @@
             <w:proofErr w:type="spellEnd"/>
             <w:r>
               <w:rPr>
-                <w:rFonts w:ascii="Arial" w:eastAsia="Arial" w:hAnsi="Arial" w:cs="Arial"/>
+                <w:rFonts w:ascii="Arial" w:hAnsi="Arial" w:cs="Arial" w:eastAsia="Arial"/>
                 <w:b/>
                 <w:sz w:val="21"/>
               </w:rPr>
@@ -138,7 +138,7 @@
           <w:p>
             <w:r>
               <w:rPr>
-                <w:rFonts w:ascii="Arial" w:eastAsia="Arial" w:hAnsi="Arial" w:cs="Arial"/>
+                <w:rFonts w:ascii="Arial" w:hAnsi="Arial" w:cs="Arial" w:eastAsia="Arial"/>
                 <w:b/>
                 <w:sz w:val="21"/>
               </w:rPr>
@@ -163,7 +163,7 @@
             <w:proofErr w:type="spellStart"/>
             <w:r>
               <w:rPr>
-                <w:rFonts w:ascii="Arial" w:eastAsia="Arial" w:hAnsi="Arial" w:cs="Arial"/>
+                <w:rFonts w:ascii="Arial" w:hAnsi="Arial" w:cs="Arial" w:eastAsia="Arial"/>
                 <w:sz w:val="21"/>
               </w:rPr>
               <w:t>CloudFuze</w:t>
@@ -171,7 +171,7 @@
             <w:proofErr w:type="spellEnd"/>
             <w:r>
               <w:rPr>
-                <w:rFonts w:ascii="Arial" w:eastAsia="Arial" w:hAnsi="Arial" w:cs="Arial"/>
+                <w:rFonts w:ascii="Arial" w:hAnsi="Arial" w:cs="Arial" w:eastAsia="Arial"/>
                 <w:sz w:val="21"/>
               </w:rPr>
               <w:t xml:space="preserve"> ensures the seamless migration of the data from the source cloud to destination, preserving the accuracy and integrity of the data structure.</w:t>
@@ -196,7 +196,7 @@
           <w:p>
             <w:r>
               <w:rPr>
-                <w:rFonts w:ascii="Arial" w:eastAsia="Arial" w:hAnsi="Arial" w:cs="Arial"/>
+                <w:rFonts w:ascii="Arial" w:hAnsi="Arial" w:cs="Arial" w:eastAsia="Arial"/>
                 <w:b/>
                 <w:sz w:val="21"/>
               </w:rPr>
@@ -220,7 +220,7 @@
             </w:pPr>
             <w:r>
               <w:rPr>
-                <w:rFonts w:ascii="Arial" w:eastAsia="Arial" w:hAnsi="Arial" w:cs="Arial"/>
+                <w:rFonts w:ascii="Arial" w:hAnsi="Arial" w:cs="Arial" w:eastAsia="Arial"/>
                 <w:sz w:val="21"/>
               </w:rPr>
               <w:t>The initial data migration from source to destination is considered as Onetime migration.</w:t>
@@ -245,7 +245,7 @@
           <w:p>
             <w:r>
               <w:rPr>
-                <w:rFonts w:ascii="Arial" w:eastAsia="Arial" w:hAnsi="Arial" w:cs="Arial"/>
+                <w:rFonts w:ascii="Arial" w:hAnsi="Arial" w:cs="Arial" w:eastAsia="Arial"/>
                 <w:b/>
                 <w:sz w:val="21"/>
               </w:rPr>
@@ -269,7 +269,7 @@
             </w:pPr>
             <w:r>
               <w:rPr>
-                <w:rFonts w:ascii="Arial" w:eastAsia="Arial" w:hAnsi="Arial" w:cs="Arial"/>
+                <w:rFonts w:ascii="Arial" w:hAnsi="Arial" w:cs="Arial" w:eastAsia="Arial"/>
                 <w:sz w:val="21"/>
               </w:rPr>
               <w:t>Migration of incremental changes made in source during the onetime migration.</w:t>
@@ -294,7 +294,7 @@
           <w:p>
             <w:r>
               <w:rPr>
-                <w:rFonts w:ascii="Arial" w:eastAsia="Arial" w:hAnsi="Arial" w:cs="Arial"/>
+                <w:rFonts w:ascii="Arial" w:hAnsi="Arial" w:cs="Arial" w:eastAsia="Arial"/>
                 <w:b/>
                 <w:sz w:val="21"/>
               </w:rPr>
@@ -319,7 +319,7 @@
             <w:proofErr w:type="spellStart"/>
             <w:r>
               <w:rPr>
-                <w:rFonts w:ascii="Arial" w:eastAsia="Arial" w:hAnsi="Arial" w:cs="Arial"/>
+                <w:rFonts w:ascii="Arial" w:hAnsi="Arial" w:cs="Arial" w:eastAsia="Arial"/>
                 <w:sz w:val="21"/>
               </w:rPr>
               <w:t>CloudFuze</w:t>
@@ -327,7 +327,7 @@
             <w:proofErr w:type="spellEnd"/>
             <w:r>
               <w:rPr>
-                <w:rFonts w:ascii="Arial" w:eastAsia="Arial" w:hAnsi="Arial" w:cs="Arial"/>
+                <w:rFonts w:ascii="Arial" w:hAnsi="Arial" w:cs="Arial" w:eastAsia="Arial"/>
                 <w:sz w:val="21"/>
               </w:rPr>
               <w:t xml:space="preserve"> preserves all root folder permissions along with access levels.</w:t>
@@ -352,7 +352,7 @@
           <w:p>
             <w:r>
               <w:rPr>
-                <w:rFonts w:ascii="Arial" w:eastAsia="Arial" w:hAnsi="Arial" w:cs="Arial"/>
+                <w:rFonts w:ascii="Arial" w:hAnsi="Arial" w:cs="Arial" w:eastAsia="Arial"/>
                 <w:b/>
                 <w:sz w:val="21"/>
               </w:rPr>
@@ -377,7 +377,7 @@
             <w:proofErr w:type="spellStart"/>
             <w:r>
               <w:rPr>
-                <w:rFonts w:ascii="Arial" w:eastAsia="Arial" w:hAnsi="Arial" w:cs="Arial"/>
+                <w:rFonts w:ascii="Arial" w:hAnsi="Arial" w:cs="Arial" w:eastAsia="Arial"/>
                 <w:sz w:val="21"/>
               </w:rPr>
               <w:t>CloudFuze</w:t>
@@ -385,7 +385,7 @@
             <w:proofErr w:type="spellEnd"/>
             <w:r>
               <w:rPr>
-                <w:rFonts w:ascii="Arial" w:eastAsia="Arial" w:hAnsi="Arial" w:cs="Arial"/>
+                <w:rFonts w:ascii="Arial" w:hAnsi="Arial" w:cs="Arial" w:eastAsia="Arial"/>
                 <w:sz w:val="21"/>
               </w:rPr>
               <w:t xml:space="preserve"> preserves all Root file permissions along with access levels.</w:t>
@@ -410,7 +410,7 @@
           <w:p>
             <w:r>
               <w:rPr>
-                <w:rFonts w:ascii="Arial" w:eastAsia="Arial" w:hAnsi="Arial" w:cs="Arial"/>
+                <w:rFonts w:ascii="Arial" w:hAnsi="Arial" w:cs="Arial" w:eastAsia="Arial"/>
                 <w:b/>
                 <w:sz w:val="21"/>
               </w:rPr>
@@ -435,7 +435,7 @@
             <w:proofErr w:type="spellStart"/>
             <w:r>
               <w:rPr>
-                <w:rFonts w:ascii="Arial" w:eastAsia="Arial" w:hAnsi="Arial" w:cs="Arial"/>
+                <w:rFonts w:ascii="Arial" w:hAnsi="Arial" w:cs="Arial" w:eastAsia="Arial"/>
                 <w:sz w:val="21"/>
               </w:rPr>
               <w:t>CloudFuze</w:t>
@@ -443,7 +443,7 @@
             <w:proofErr w:type="spellEnd"/>
             <w:r>
               <w:rPr>
-                <w:rFonts w:ascii="Arial" w:eastAsia="Arial" w:hAnsi="Arial" w:cs="Arial"/>
+                <w:rFonts w:ascii="Arial" w:hAnsi="Arial" w:cs="Arial" w:eastAsia="Arial"/>
                 <w:sz w:val="21"/>
               </w:rPr>
               <w:t xml:space="preserve"> preserves all subfolder permissions along with access levels.</w:t>
@@ -468,7 +468,7 @@
           <w:p>
             <w:r>
               <w:rPr>
-                <w:rFonts w:ascii="Arial" w:eastAsia="Arial" w:hAnsi="Arial" w:cs="Arial"/>
+                <w:rFonts w:ascii="Arial" w:hAnsi="Arial" w:cs="Arial" w:eastAsia="Arial"/>
                 <w:b/>
                 <w:sz w:val="21"/>
               </w:rPr>
@@ -493,7 +493,7 @@
             <w:proofErr w:type="spellStart"/>
             <w:r>
               <w:rPr>
-                <w:rFonts w:ascii="Arial" w:eastAsia="Arial" w:hAnsi="Arial" w:cs="Arial"/>
+                <w:rFonts w:ascii="Arial" w:hAnsi="Arial" w:cs="Arial" w:eastAsia="Arial"/>
                 <w:sz w:val="21"/>
               </w:rPr>
               <w:t>CloudFuze</w:t>
@@ -501,7 +501,7 @@
             <w:proofErr w:type="spellEnd"/>
             <w:r>
               <w:rPr>
-                <w:rFonts w:ascii="Arial" w:eastAsia="Arial" w:hAnsi="Arial" w:cs="Arial"/>
+                <w:rFonts w:ascii="Arial" w:hAnsi="Arial" w:cs="Arial" w:eastAsia="Arial"/>
                 <w:sz w:val="21"/>
               </w:rPr>
               <w:t xml:space="preserve"> preserves all inner file permissions along with access levels.</w:t>
@@ -526,7 +526,7 @@
           <w:p>
             <w:r>
               <w:rPr>
-                <w:rFonts w:ascii="Arial" w:eastAsia="Arial" w:hAnsi="Arial" w:cs="Arial"/>
+                <w:rFonts w:ascii="Arial" w:hAnsi="Arial" w:cs="Arial" w:eastAsia="Arial"/>
                 <w:b/>
                 <w:sz w:val="21"/>
               </w:rPr>
@@ -551,7 +551,7 @@
             <w:proofErr w:type="spellStart"/>
             <w:r>
               <w:rPr>
-                <w:rFonts w:ascii="Arial" w:eastAsia="Arial" w:hAnsi="Arial" w:cs="Arial"/>
+                <w:rFonts w:ascii="Arial" w:hAnsi="Arial" w:cs="Arial" w:eastAsia="Arial"/>
                 <w:sz w:val="21"/>
               </w:rPr>
               <w:t>CloudFuze</w:t>
@@ -559,7 +559,7 @@
             <w:proofErr w:type="spellEnd"/>
             <w:r>
               <w:rPr>
-                <w:rFonts w:ascii="Arial" w:eastAsia="Arial" w:hAnsi="Arial" w:cs="Arial"/>
+                <w:rFonts w:ascii="Arial" w:hAnsi="Arial" w:cs="Arial" w:eastAsia="Arial"/>
                 <w:sz w:val="21"/>
               </w:rPr>
               <w:t xml:space="preserve"> migrates all shared links from source to destination and maintains the type of links.</w:t>
@@ -584,7 +584,7 @@
           <w:p>
             <w:r>
               <w:rPr>
-                <w:rFonts w:ascii="Arial" w:eastAsia="Arial" w:hAnsi="Arial" w:cs="Arial"/>
+                <w:rFonts w:ascii="Arial" w:hAnsi="Arial" w:cs="Arial" w:eastAsia="Arial"/>
                 <w:b/>
                 <w:sz w:val="21"/>
               </w:rPr>
@@ -609,7 +609,7 @@
             <w:proofErr w:type="spellStart"/>
             <w:r>
               <w:rPr>
-                <w:rFonts w:ascii="Arial" w:eastAsia="Arial" w:hAnsi="Arial" w:cs="Arial"/>
+                <w:rFonts w:ascii="Arial" w:hAnsi="Arial" w:cs="Arial" w:eastAsia="Arial"/>
                 <w:sz w:val="21"/>
               </w:rPr>
               <w:t>CloudFuze</w:t>
@@ -617,7 +617,7 @@
             <w:proofErr w:type="spellEnd"/>
             <w:r>
               <w:rPr>
-                <w:rFonts w:ascii="Arial" w:eastAsia="Arial" w:hAnsi="Arial" w:cs="Arial"/>
+                <w:rFonts w:ascii="Arial" w:hAnsi="Arial" w:cs="Arial" w:eastAsia="Arial"/>
                 <w:sz w:val="21"/>
               </w:rPr>
               <w:t xml:space="preserve"> can migrate external permissions (Files/Folders shared with people of outside organizations) of files/folders to the destination along with access levels.</w:t>
@@ -642,7 +642,7 @@
           <w:p>
             <w:r>
               <w:rPr>
-                <w:rFonts w:ascii="Arial" w:eastAsia="Arial" w:hAnsi="Arial" w:cs="Arial"/>
+                <w:rFonts w:ascii="Arial" w:hAnsi="Arial" w:cs="Arial" w:eastAsia="Arial"/>
                 <w:b/>
                 <w:sz w:val="21"/>
               </w:rPr>
@@ -666,7 +666,7 @@
             </w:pPr>
             <w:r>
               <w:rPr>
-                <w:rFonts w:ascii="Arial" w:eastAsia="Arial" w:hAnsi="Arial" w:cs="Arial"/>
+                <w:rFonts w:ascii="Arial" w:hAnsi="Arial" w:cs="Arial" w:eastAsia="Arial"/>
                 <w:sz w:val="21"/>
               </w:rPr>
               <w:t>Maintaining the original timestamps, including creation and modification dates and times, when transferring data to the destination cloud.</w:t>
@@ -691,7 +691,7 @@
           <w:p>
             <w:r>
               <w:rPr>
-                <w:rFonts w:ascii="Arial" w:eastAsia="Arial" w:hAnsi="Arial" w:cs="Arial"/>
+                <w:rFonts w:ascii="Arial" w:hAnsi="Arial" w:cs="Arial" w:eastAsia="Arial"/>
                 <w:b/>
                 <w:sz w:val="21"/>
               </w:rPr>
@@ -715,7 +715,7 @@
             </w:pPr>
             <w:r>
               <w:rPr>
-                <w:rFonts w:ascii="Arial" w:eastAsia="Arial" w:hAnsi="Arial" w:cs="Arial"/>
+                <w:rFonts w:ascii="Arial" w:hAnsi="Arial" w:cs="Arial" w:eastAsia="Arial"/>
                 <w:sz w:val="21"/>
               </w:rPr>
               <w:t>Special characters not supported by the destination cloud will be automatically replaced with underscores (_) or hyphens (-). This ensures that the integrity of the data is maintained during the migration process.</w:t>
@@ -740,7 +740,7 @@
           <w:p>
             <w:r>
               <w:rPr>
-                <w:rFonts w:ascii="Arial" w:eastAsia="Arial" w:hAnsi="Arial" w:cs="Arial"/>
+                <w:rFonts w:ascii="Arial" w:hAnsi="Arial" w:cs="Arial" w:eastAsia="Arial"/>
                 <w:b/>
                 <w:sz w:val="21"/>
               </w:rPr>
@@ -764,7 +764,7 @@
             </w:pPr>
             <w:r>
               <w:rPr>
-                <w:rFonts w:ascii="Arial" w:eastAsia="Arial" w:hAnsi="Arial" w:cs="Arial"/>
+                <w:rFonts w:ascii="Arial" w:hAnsi="Arial" w:cs="Arial" w:eastAsia="Arial"/>
                 <w:sz w:val="21"/>
               </w:rPr>
               <w:t>The system will automatically prevent the generation of email notifications for collaborations on folders/files originating from the destination cloud.</w:t>
@@ -789,7 +789,7 @@
           <w:p>
             <w:r>
               <w:rPr>
-                <w:rFonts w:ascii="Arial" w:eastAsia="Arial" w:hAnsi="Arial" w:cs="Arial"/>
+                <w:rFonts w:ascii="Arial" w:hAnsi="Arial" w:cs="Arial" w:eastAsia="Arial"/>
                 <w:b/>
                 <w:sz w:val="21"/>
               </w:rPr>
@@ -813,7 +813,7 @@
             </w:pPr>
             <w:r>
               <w:rPr>
-                <w:rFonts w:ascii="Arial" w:eastAsia="Arial" w:hAnsi="Arial" w:cs="Arial"/>
+                <w:rFonts w:ascii="Arial" w:hAnsi="Arial" w:cs="Arial" w:eastAsia="Arial"/>
                 <w:sz w:val="21"/>
               </w:rPr>
               <w:t>If the destination cloud has a long folder path limitation, the system automatically adjusts the destination's path as per the limitation.</w:t>
@@ -838,7 +838,7 @@
           <w:p>
             <w:r>
               <w:rPr>
-                <w:rFonts w:ascii="Arial" w:eastAsia="Arial" w:hAnsi="Arial" w:cs="Arial"/>
+                <w:rFonts w:ascii="Arial" w:hAnsi="Arial" w:cs="Arial" w:eastAsia="Arial"/>
                 <w:b/>
                 <w:sz w:val="21"/>
               </w:rPr>
@@ -862,7 +862,7 @@
             </w:pPr>
             <w:r>
               <w:rPr>
-                <w:rFonts w:ascii="Arial" w:eastAsia="Arial" w:hAnsi="Arial" w:cs="Arial"/>
+                <w:rFonts w:ascii="Arial" w:hAnsi="Arial" w:cs="Arial" w:eastAsia="Arial"/>
                 <w:sz w:val="21"/>
               </w:rPr>
               <w:t>Conflicts will be re-</w:t>
@@ -870,7 +870,7 @@
             <w:proofErr w:type="gramStart"/>
             <w:r>
               <w:rPr>
-                <w:rFonts w:ascii="Arial" w:eastAsia="Arial" w:hAnsi="Arial" w:cs="Arial"/>
+                <w:rFonts w:ascii="Arial" w:hAnsi="Arial" w:cs="Arial" w:eastAsia="Arial"/>
                 <w:sz w:val="21"/>
               </w:rPr>
               <w:t>tried</w:t>
@@ -878,7 +878,7 @@
             <w:proofErr w:type="gramEnd"/>
             <w:r>
               <w:rPr>
-                <w:rFonts w:ascii="Arial" w:eastAsia="Arial" w:hAnsi="Arial" w:cs="Arial"/>
+                <w:rFonts w:ascii="Arial" w:hAnsi="Arial" w:cs="Arial" w:eastAsia="Arial"/>
                 <w:sz w:val="21"/>
               </w:rPr>
               <w:t xml:space="preserve"> three times automatically.</w:t>
@@ -903,7 +903,7 @@
           <w:p>
             <w:r>
               <w:rPr>
-                <w:rFonts w:ascii="Arial" w:eastAsia="Arial" w:hAnsi="Arial" w:cs="Arial"/>
+                <w:rFonts w:ascii="Arial" w:hAnsi="Arial" w:cs="Arial" w:eastAsia="Arial"/>
                 <w:b/>
                 <w:sz w:val="21"/>
               </w:rPr>
@@ -927,7 +927,7 @@
             </w:pPr>
             <w:r>
               <w:rPr>
-                <w:rFonts w:ascii="Arial" w:eastAsia="Arial" w:hAnsi="Arial" w:cs="Arial"/>
+                <w:rFonts w:ascii="Arial" w:hAnsi="Arial" w:cs="Arial" w:eastAsia="Arial"/>
                 <w:sz w:val="21"/>
               </w:rPr>
               <w:t>The system retains the addresses of links present within a file, which point to other files in the cloud. These links' addresses will be transformed into appropriate destination formats during Migration.</w:t>
@@ -952,7 +952,7 @@
           <w:p>
             <w:r>
               <w:rPr>
-                <w:rFonts w:ascii="Arial" w:eastAsia="Arial" w:hAnsi="Arial" w:cs="Arial"/>
+                <w:rFonts w:ascii="Arial" w:hAnsi="Arial" w:cs="Arial" w:eastAsia="Arial"/>
                 <w:b/>
                 <w:sz w:val="21"/>
               </w:rPr>
@@ -976,7 +976,7 @@
             </w:pPr>
             <w:r>
               <w:rPr>
-                <w:rFonts w:ascii="Arial" w:eastAsia="Arial" w:hAnsi="Arial" w:cs="Arial"/>
+                <w:rFonts w:ascii="Arial" w:hAnsi="Arial" w:cs="Arial" w:eastAsia="Arial"/>
                 <w:sz w:val="21"/>
               </w:rPr>
               <w:t>Migration of all file versions from source to destination.</w:t>
@@ -988,7 +988,7 @@
     <w:p>
       <w:pPr>
         <w:rPr>
-          <w:rFonts w:ascii="Arial" w:hAnsi="Arial" w:cs="Arial"/>
+          <w:rFonts w:ascii="Arial" w:hAnsi="Arial" w:cs="Arial" w:eastAsia="Arial"/>
           <w:sz w:val="21"/>
           <w:szCs w:val="21"/>
         </w:rPr>
@@ -1037,7 +1037,7 @@
             </w:pPr>
             <w:r>
               <w:rPr>
-                <w:rFonts w:ascii="Arial" w:eastAsia="Arial" w:hAnsi="Arial" w:cs="Arial"/>
+                <w:rFonts w:ascii="Arial" w:hAnsi="Arial" w:cs="Arial" w:eastAsia="Arial"/>
                 <w:b/>
                 <w:sz w:val="21"/>
               </w:rPr>
@@ -1046,7 +1046,7 @@
             <w:proofErr w:type="spellStart"/>
             <w:r>
               <w:rPr>
-                <w:rFonts w:ascii="Arial" w:eastAsia="Arial" w:hAnsi="Arial" w:cs="Arial"/>
+                <w:rFonts w:ascii="Arial" w:hAnsi="Arial" w:cs="Arial" w:eastAsia="Arial"/>
                 <w:b/>
                 <w:sz w:val="21"/>
               </w:rPr>
@@ -1055,7 +1055,7 @@
             <w:proofErr w:type="spellEnd"/>
             <w:r>
               <w:rPr>
-                <w:rFonts w:ascii="Arial" w:eastAsia="Arial" w:hAnsi="Arial" w:cs="Arial"/>
+                <w:rFonts w:ascii="Arial" w:hAnsi="Arial" w:cs="Arial" w:eastAsia="Arial"/>
                 <w:b/>
                 <w:sz w:val="21"/>
               </w:rPr>
@@ -1063,7 +1063,7 @@
             </w:r>
             <w:r>
               <w:rPr>
-                <w:rFonts w:ascii="Arial" w:eastAsia="Arial" w:hAnsi="Arial" w:cs="Arial"/>
+                <w:rFonts w:ascii="Arial" w:hAnsi="Arial" w:cs="Arial" w:eastAsia="Arial"/>
                 <w:b/>
                 <w:sz w:val="21"/>
               </w:rPr>
@@ -1072,7 +1072,7 @@
             <w:proofErr w:type="spellStart"/>
             <w:r>
               <w:rPr>
-                <w:rFonts w:ascii="Arial" w:eastAsia="Arial" w:hAnsi="Arial" w:cs="Arial"/>
+                <w:rFonts w:ascii="Arial" w:hAnsi="Arial" w:cs="Arial" w:eastAsia="Arial"/>
                 <w:b/>
                 <w:sz w:val="21"/>
               </w:rPr>
@@ -1081,7 +1081,7 @@
             <w:proofErr w:type="spellEnd"/>
             <w:r>
               <w:rPr>
-                <w:rFonts w:ascii="Arial" w:eastAsia="Arial" w:hAnsi="Arial" w:cs="Arial"/>
+                <w:rFonts w:ascii="Arial" w:hAnsi="Arial" w:cs="Arial" w:eastAsia="Arial"/>
                 <w:b/>
                 <w:sz w:val="21"/>
               </w:rPr>
@@ -1107,7 +1107,7 @@
           <w:p>
             <w:r>
               <w:rPr>
-                <w:rFonts w:ascii="Arial" w:eastAsia="Arial" w:hAnsi="Arial" w:cs="Arial"/>
+                <w:rFonts w:ascii="Arial" w:hAnsi="Arial" w:cs="Arial" w:eastAsia="Arial"/>
                 <w:b/>
                 <w:sz w:val="21"/>
               </w:rPr>
@@ -1132,7 +1132,7 @@
             <w:proofErr w:type="spellStart"/>
             <w:r>
               <w:rPr>
-                <w:rFonts w:ascii="Arial" w:eastAsia="Arial" w:hAnsi="Arial" w:cs="Arial"/>
+                <w:rFonts w:ascii="Arial" w:hAnsi="Arial" w:cs="Arial" w:eastAsia="Arial"/>
                 <w:sz w:val="21"/>
               </w:rPr>
               <w:t>CloudFuze</w:t>
@@ -1140,7 +1140,7 @@
             <w:proofErr w:type="spellEnd"/>
             <w:r>
               <w:rPr>
-                <w:rFonts w:ascii="Arial" w:eastAsia="Arial" w:hAnsi="Arial" w:cs="Arial"/>
+                <w:rFonts w:ascii="Arial" w:hAnsi="Arial" w:cs="Arial" w:eastAsia="Arial"/>
                 <w:sz w:val="21"/>
               </w:rPr>
               <w:t xml:space="preserve"> ensures the seamless migration of the data from the source cloud to destination, preserving the accuracy and integrity of the data structure.</w:t>
@@ -1165,7 +1165,7 @@
           <w:p>
             <w:r>
               <w:rPr>
-                <w:rFonts w:ascii="Arial" w:eastAsia="Arial" w:hAnsi="Arial" w:cs="Arial"/>
+                <w:rFonts w:ascii="Arial" w:hAnsi="Arial" w:cs="Arial" w:eastAsia="Arial"/>
                 <w:b/>
                 <w:sz w:val="21"/>
               </w:rPr>
@@ -1189,7 +1189,7 @@
             </w:pPr>
             <w:r>
               <w:rPr>
-                <w:rFonts w:ascii="Arial" w:eastAsia="Arial" w:hAnsi="Arial" w:cs="Arial"/>
+                <w:rFonts w:ascii="Arial" w:hAnsi="Arial" w:cs="Arial" w:eastAsia="Arial"/>
                 <w:sz w:val="21"/>
               </w:rPr>
               <w:t>The initial data migration from source to destination is considered as One-time migration.</w:t>
@@ -1214,7 +1214,7 @@
           <w:p>
             <w:r>
               <w:rPr>
-                <w:rFonts w:ascii="Arial" w:eastAsia="Arial" w:hAnsi="Arial" w:cs="Arial"/>
+                <w:rFonts w:ascii="Arial" w:hAnsi="Arial" w:cs="Arial" w:eastAsia="Arial"/>
                 <w:b/>
                 <w:sz w:val="21"/>
               </w:rPr>
@@ -1238,7 +1238,7 @@
             </w:pPr>
             <w:r>
               <w:rPr>
-                <w:rFonts w:ascii="Arial" w:eastAsia="Arial" w:hAnsi="Arial" w:cs="Arial"/>
+                <w:rFonts w:ascii="Arial" w:hAnsi="Arial" w:cs="Arial" w:eastAsia="Arial"/>
                 <w:sz w:val="21"/>
               </w:rPr>
               <w:t>Migration of incremental changes made in source during the onetime migration.</w:t>
@@ -1263,7 +1263,7 @@
           <w:p>
             <w:r>
               <w:rPr>
-                <w:rFonts w:ascii="Arial" w:eastAsia="Arial" w:hAnsi="Arial" w:cs="Arial"/>
+                <w:rFonts w:ascii="Arial" w:hAnsi="Arial" w:cs="Arial" w:eastAsia="Arial"/>
                 <w:b/>
                 <w:sz w:val="21"/>
               </w:rPr>
@@ -1288,7 +1288,7 @@
             <w:proofErr w:type="spellStart"/>
             <w:r>
               <w:rPr>
-                <w:rFonts w:ascii="Arial" w:eastAsia="Arial" w:hAnsi="Arial" w:cs="Arial"/>
+                <w:rFonts w:ascii="Arial" w:hAnsi="Arial" w:cs="Arial" w:eastAsia="Arial"/>
                 <w:sz w:val="21"/>
               </w:rPr>
               <w:t>CloudFuze</w:t>
@@ -1296,7 +1296,7 @@
             <w:proofErr w:type="spellEnd"/>
             <w:r>
               <w:rPr>
-                <w:rFonts w:ascii="Arial" w:eastAsia="Arial" w:hAnsi="Arial" w:cs="Arial"/>
+                <w:rFonts w:ascii="Arial" w:hAnsi="Arial" w:cs="Arial" w:eastAsia="Arial"/>
                 <w:sz w:val="21"/>
               </w:rPr>
               <w:t xml:space="preserve"> preserves all root folder permissions along with access levels.</w:t>
@@ -1321,7 +1321,7 @@
           <w:p>
             <w:r>
               <w:rPr>
-                <w:rFonts w:ascii="Arial" w:eastAsia="Arial" w:hAnsi="Arial" w:cs="Arial"/>
+                <w:rFonts w:ascii="Arial" w:hAnsi="Arial" w:cs="Arial" w:eastAsia="Arial"/>
                 <w:b/>
                 <w:sz w:val="21"/>
               </w:rPr>
@@ -1347,7 +1347,7 @@
             <w:proofErr w:type="spellStart"/>
             <w:r>
               <w:rPr>
-                <w:rFonts w:ascii="Arial" w:eastAsia="Arial" w:hAnsi="Arial" w:cs="Arial"/>
+                <w:rFonts w:ascii="Arial" w:hAnsi="Arial" w:cs="Arial" w:eastAsia="Arial"/>
                 <w:sz w:val="21"/>
               </w:rPr>
               <w:t>CloudFuze</w:t>
@@ -1355,7 +1355,7 @@
             <w:proofErr w:type="spellEnd"/>
             <w:r>
               <w:rPr>
-                <w:rFonts w:ascii="Arial" w:eastAsia="Arial" w:hAnsi="Arial" w:cs="Arial"/>
+                <w:rFonts w:ascii="Arial" w:hAnsi="Arial" w:cs="Arial" w:eastAsia="Arial"/>
                 <w:sz w:val="21"/>
               </w:rPr>
               <w:t xml:space="preserve"> preserves all Root file permissions along with access levels.</w:t>
@@ -1380,7 +1380,7 @@
           <w:p>
             <w:r>
               <w:rPr>
-                <w:rFonts w:ascii="Arial" w:eastAsia="Arial" w:hAnsi="Arial" w:cs="Arial"/>
+                <w:rFonts w:ascii="Arial" w:hAnsi="Arial" w:cs="Arial" w:eastAsia="Arial"/>
                 <w:b/>
                 <w:sz w:val="21"/>
               </w:rPr>
@@ -1405,7 +1405,7 @@
             <w:proofErr w:type="spellStart"/>
             <w:r>
               <w:rPr>
-                <w:rFonts w:ascii="Arial" w:eastAsia="Arial" w:hAnsi="Arial" w:cs="Arial"/>
+                <w:rFonts w:ascii="Arial" w:hAnsi="Arial" w:cs="Arial" w:eastAsia="Arial"/>
                 <w:sz w:val="21"/>
               </w:rPr>
               <w:t>CloudFuze</w:t>
@@ -1413,7 +1413,7 @@
             <w:proofErr w:type="spellEnd"/>
             <w:r>
               <w:rPr>
-                <w:rFonts w:ascii="Arial" w:eastAsia="Arial" w:hAnsi="Arial" w:cs="Arial"/>
+                <w:rFonts w:ascii="Arial" w:hAnsi="Arial" w:cs="Arial" w:eastAsia="Arial"/>
                 <w:sz w:val="21"/>
               </w:rPr>
               <w:t xml:space="preserve"> preserves all subfolder permissions along with access levels.</w:t>
@@ -1438,7 +1438,7 @@
           <w:p>
             <w:r>
               <w:rPr>
-                <w:rFonts w:ascii="Arial" w:eastAsia="Arial" w:hAnsi="Arial" w:cs="Arial"/>
+                <w:rFonts w:ascii="Arial" w:hAnsi="Arial" w:cs="Arial" w:eastAsia="Arial"/>
                 <w:b/>
                 <w:sz w:val="21"/>
               </w:rPr>
@@ -1463,7 +1463,7 @@
             <w:proofErr w:type="spellStart"/>
             <w:r>
               <w:rPr>
-                <w:rFonts w:ascii="Arial" w:eastAsia="Arial" w:hAnsi="Arial" w:cs="Arial"/>
+                <w:rFonts w:ascii="Arial" w:hAnsi="Arial" w:cs="Arial" w:eastAsia="Arial"/>
                 <w:sz w:val="21"/>
               </w:rPr>
               <w:t>CloudFuze</w:t>
@@ -1471,7 +1471,7 @@
             <w:proofErr w:type="spellEnd"/>
             <w:r>
               <w:rPr>
-                <w:rFonts w:ascii="Arial" w:eastAsia="Arial" w:hAnsi="Arial" w:cs="Arial"/>
+                <w:rFonts w:ascii="Arial" w:hAnsi="Arial" w:cs="Arial" w:eastAsia="Arial"/>
                 <w:sz w:val="21"/>
               </w:rPr>
               <w:t xml:space="preserve"> preserves all inner file permissions along with access levels.</w:t>
@@ -1496,7 +1496,7 @@
           <w:p>
             <w:r>
               <w:rPr>
-                <w:rFonts w:ascii="Arial" w:eastAsia="Arial" w:hAnsi="Arial" w:cs="Arial"/>
+                <w:rFonts w:ascii="Arial" w:hAnsi="Arial" w:cs="Arial" w:eastAsia="Arial"/>
                 <w:b/>
                 <w:sz w:val="21"/>
               </w:rPr>
@@ -1521,7 +1521,7 @@
             <w:proofErr w:type="spellStart"/>
             <w:r>
               <w:rPr>
-                <w:rFonts w:ascii="Arial" w:eastAsia="Arial" w:hAnsi="Arial" w:cs="Arial"/>
+                <w:rFonts w:ascii="Arial" w:hAnsi="Arial" w:cs="Arial" w:eastAsia="Arial"/>
                 <w:sz w:val="21"/>
               </w:rPr>
               <w:t>CloudFuze</w:t>
@@ -1529,7 +1529,7 @@
             <w:proofErr w:type="spellEnd"/>
             <w:r>
               <w:rPr>
-                <w:rFonts w:ascii="Arial" w:eastAsia="Arial" w:hAnsi="Arial" w:cs="Arial"/>
+                <w:rFonts w:ascii="Arial" w:hAnsi="Arial" w:cs="Arial" w:eastAsia="Arial"/>
                 <w:sz w:val="21"/>
               </w:rPr>
               <w:t xml:space="preserve"> migrates all shared links from source to destination and maintains the type of links.</w:t>
@@ -1554,7 +1554,7 @@
           <w:p>
             <w:r>
               <w:rPr>
-                <w:rFonts w:ascii="Arial" w:eastAsia="Arial" w:hAnsi="Arial" w:cs="Arial"/>
+                <w:rFonts w:ascii="Arial" w:hAnsi="Arial" w:cs="Arial" w:eastAsia="Arial"/>
                 <w:b/>
                 <w:sz w:val="21"/>
               </w:rPr>
@@ -1578,7 +1578,7 @@
             </w:pPr>
             <w:r>
               <w:rPr>
-                <w:rFonts w:ascii="Arial" w:eastAsia="Arial" w:hAnsi="Arial" w:cs="Arial"/>
+                <w:rFonts w:ascii="Arial" w:hAnsi="Arial" w:cs="Arial" w:eastAsia="Arial"/>
                 <w:sz w:val="21"/>
               </w:rPr>
               <w:t>Special characters not supported by the destination cloud will be automatically replaced with underscores (_) or hyphens (-). This ensures that the integrity of the data is maintained during the migration process.</w:t>
@@ -1603,7 +1603,7 @@
           <w:p>
             <w:r>
               <w:rPr>
-                <w:rFonts w:ascii="Arial" w:eastAsia="Arial" w:hAnsi="Arial" w:cs="Arial"/>
+                <w:rFonts w:ascii="Arial" w:hAnsi="Arial" w:cs="Arial" w:eastAsia="Arial"/>
                 <w:b/>
                 <w:sz w:val="21"/>
               </w:rPr>
@@ -1627,7 +1627,7 @@
             </w:pPr>
             <w:r>
               <w:rPr>
-                <w:rFonts w:ascii="Arial" w:eastAsia="Arial" w:hAnsi="Arial" w:cs="Arial"/>
+                <w:rFonts w:ascii="Arial" w:hAnsi="Arial" w:cs="Arial" w:eastAsia="Arial"/>
                 <w:sz w:val="21"/>
               </w:rPr>
               <w:t>The system will automatically prevent the generation of email notifications for collaborations on folders/files originating from the destination cloud.</w:t>
@@ -1652,7 +1652,7 @@
           <w:p>
             <w:r>
               <w:rPr>
-                <w:rFonts w:ascii="Arial" w:eastAsia="Arial" w:hAnsi="Arial" w:cs="Arial"/>
+                <w:rFonts w:ascii="Arial" w:hAnsi="Arial" w:cs="Arial" w:eastAsia="Arial"/>
                 <w:b/>
                 <w:sz w:val="21"/>
               </w:rPr>
@@ -1676,7 +1676,7 @@
             </w:pPr>
             <w:r>
               <w:rPr>
-                <w:rFonts w:ascii="Arial" w:eastAsia="Arial" w:hAnsi="Arial" w:cs="Arial"/>
+                <w:rFonts w:ascii="Arial" w:hAnsi="Arial" w:cs="Arial" w:eastAsia="Arial"/>
                 <w:sz w:val="21"/>
               </w:rPr>
               <w:t>If the destination cloud has a long folder path limitation, the system automatically adjusts the destination's path as per the limitation.</w:t>
@@ -1701,7 +1701,7 @@
           <w:p>
             <w:r>
               <w:rPr>
-                <w:rFonts w:ascii="Arial" w:eastAsia="Arial" w:hAnsi="Arial" w:cs="Arial"/>
+                <w:rFonts w:ascii="Arial" w:hAnsi="Arial" w:cs="Arial" w:eastAsia="Arial"/>
                 <w:b/>
                 <w:sz w:val="21"/>
               </w:rPr>
@@ -1725,7 +1725,7 @@
             </w:pPr>
             <w:r>
               <w:rPr>
-                <w:rFonts w:ascii="Arial" w:eastAsia="Arial" w:hAnsi="Arial" w:cs="Arial"/>
+                <w:rFonts w:ascii="Arial" w:hAnsi="Arial" w:cs="Arial" w:eastAsia="Arial"/>
                 <w:sz w:val="21"/>
               </w:rPr>
               <w:t>Conflicts will be re-</w:t>
@@ -1733,7 +1733,7 @@
             <w:proofErr w:type="gramStart"/>
             <w:r>
               <w:rPr>
-                <w:rFonts w:ascii="Arial" w:eastAsia="Arial" w:hAnsi="Arial" w:cs="Arial"/>
+                <w:rFonts w:ascii="Arial" w:hAnsi="Arial" w:cs="Arial" w:eastAsia="Arial"/>
                 <w:sz w:val="21"/>
               </w:rPr>
               <w:t>tried</w:t>
@@ -1741,7 +1741,7 @@
             <w:proofErr w:type="gramEnd"/>
             <w:r>
               <w:rPr>
-                <w:rFonts w:ascii="Arial" w:eastAsia="Arial" w:hAnsi="Arial" w:cs="Arial"/>
+                <w:rFonts w:ascii="Arial" w:hAnsi="Arial" w:cs="Arial" w:eastAsia="Arial"/>
                 <w:sz w:val="21"/>
               </w:rPr>
               <w:t xml:space="preserve"> three times automatically.</w:t>
@@ -1810,7 +1810,7 @@
             </w:pPr>
             <w:r>
               <w:rPr>
-                <w:rFonts w:ascii="Arial" w:eastAsia="Arial" w:hAnsi="Arial" w:cs="Arial"/>
+                <w:rFonts w:ascii="Arial" w:hAnsi="Arial" w:cs="Arial" w:eastAsia="Arial"/>
                 <w:b/>
                 <w:sz w:val="21"/>
                 <w:szCs w:val="21"/>
@@ -1819,7 +1819,7 @@
             </w:r>
             <w:r>
               <w:rPr>
-                <w:rFonts w:ascii="Arial" w:eastAsia="Arial" w:hAnsi="Arial" w:cs="Arial"/>
+                <w:rFonts w:ascii="Arial" w:hAnsi="Arial" w:cs="Arial" w:eastAsia="Arial"/>
                 <w:b/>
                 <w:sz w:val="21"/>
                 <w:szCs w:val="21"/>
@@ -1828,7 +1828,7 @@
             </w:r>
             <w:r>
               <w:rPr>
-                <w:rFonts w:ascii="Arial" w:eastAsia="Arial" w:hAnsi="Arial" w:cs="Arial"/>
+                <w:rFonts w:ascii="Arial" w:hAnsi="Arial" w:cs="Arial" w:eastAsia="Arial"/>
                 <w:b/>
                 <w:sz w:val="21"/>
                 <w:szCs w:val="21"/>
@@ -1862,7 +1862,7 @@
             </w:pPr>
             <w:r>
               <w:rPr>
-                <w:rFonts w:ascii="Arial" w:eastAsia="Arial" w:hAnsi="Arial" w:cs="Arial"/>
+                <w:rFonts w:ascii="Arial" w:hAnsi="Arial" w:cs="Arial" w:eastAsia="Arial"/>
                 <w:b/>
                 <w:sz w:val="21"/>
                 <w:szCs w:val="21"/>
@@ -1891,7 +1891,7 @@
             <w:proofErr w:type="spellStart"/>
             <w:r>
               <w:rPr>
-                <w:rFonts w:ascii="Arial" w:eastAsia="Arial" w:hAnsi="Arial" w:cs="Arial"/>
+                <w:rFonts w:ascii="Arial" w:hAnsi="Arial" w:cs="Arial" w:eastAsia="Arial"/>
                 <w:sz w:val="21"/>
                 <w:szCs w:val="21"/>
               </w:rPr>
@@ -1900,7 +1900,7 @@
             <w:proofErr w:type="spellEnd"/>
             <w:r>
               <w:rPr>
-                <w:rFonts w:ascii="Arial" w:eastAsia="Arial" w:hAnsi="Arial" w:cs="Arial"/>
+                <w:rFonts w:ascii="Arial" w:hAnsi="Arial" w:cs="Arial" w:eastAsia="Arial"/>
                 <w:sz w:val="21"/>
                 <w:szCs w:val="21"/>
               </w:rPr>
@@ -1933,7 +1933,7 @@
             </w:pPr>
             <w:r>
               <w:rPr>
-                <w:rFonts w:ascii="Arial" w:eastAsia="Arial" w:hAnsi="Arial" w:cs="Arial"/>
+                <w:rFonts w:ascii="Arial" w:hAnsi="Arial" w:cs="Arial" w:eastAsia="Arial"/>
                 <w:b/>
                 <w:sz w:val="21"/>
                 <w:szCs w:val="21"/>
@@ -1962,7 +1962,7 @@
             </w:pPr>
             <w:r>
               <w:rPr>
-                <w:rFonts w:ascii="Arial" w:eastAsia="Arial" w:hAnsi="Arial" w:cs="Arial"/>
+                <w:rFonts w:ascii="Arial" w:hAnsi="Arial" w:cs="Arial" w:eastAsia="Arial"/>
                 <w:sz w:val="21"/>
                 <w:szCs w:val="21"/>
               </w:rPr>
@@ -1995,7 +1995,7 @@
             </w:pPr>
             <w:r>
               <w:rPr>
-                <w:rFonts w:ascii="Arial" w:eastAsia="Arial" w:hAnsi="Arial" w:cs="Arial"/>
+                <w:rFonts w:ascii="Arial" w:hAnsi="Arial" w:cs="Arial" w:eastAsia="Arial"/>
                 <w:b/>
                 <w:sz w:val="21"/>
                 <w:szCs w:val="21"/>
@@ -2023,7 +2023,7 @@
             </w:pPr>
             <w:r>
               <w:rPr>
-                <w:rFonts w:ascii="Arial" w:eastAsia="Arial" w:hAnsi="Arial" w:cs="Arial"/>
+                <w:rFonts w:ascii="Arial" w:hAnsi="Arial" w:cs="Arial" w:eastAsia="Arial"/>
                 <w:sz w:val="21"/>
                 <w:szCs w:val="21"/>
               </w:rPr>
@@ -2056,7 +2056,7 @@
             </w:pPr>
             <w:r>
               <w:rPr>
-                <w:rFonts w:ascii="Arial" w:eastAsia="Arial" w:hAnsi="Arial" w:cs="Arial"/>
+                <w:rFonts w:ascii="Arial" w:hAnsi="Arial" w:cs="Arial" w:eastAsia="Arial"/>
                 <w:b/>
                 <w:sz w:val="21"/>
                 <w:szCs w:val="21"/>
@@ -2085,7 +2085,7 @@
             <w:proofErr w:type="spellStart"/>
             <w:r>
               <w:rPr>
-                <w:rFonts w:ascii="Arial" w:eastAsia="Arial" w:hAnsi="Arial" w:cs="Arial"/>
+                <w:rFonts w:ascii="Arial" w:hAnsi="Arial" w:cs="Arial" w:eastAsia="Arial"/>
                 <w:sz w:val="21"/>
                 <w:szCs w:val="21"/>
               </w:rPr>
@@ -2094,7 +2094,7 @@
             <w:proofErr w:type="spellEnd"/>
             <w:r>
               <w:rPr>
-                <w:rFonts w:ascii="Arial" w:eastAsia="Arial" w:hAnsi="Arial" w:cs="Arial"/>
+                <w:rFonts w:ascii="Arial" w:hAnsi="Arial" w:cs="Arial" w:eastAsia="Arial"/>
                 <w:sz w:val="21"/>
                 <w:szCs w:val="21"/>
               </w:rPr>
@@ -2127,7 +2127,7 @@
             </w:pPr>
             <w:r>
               <w:rPr>
-                <w:rFonts w:ascii="Arial" w:eastAsia="Arial" w:hAnsi="Arial" w:cs="Arial"/>
+                <w:rFonts w:ascii="Arial" w:hAnsi="Arial" w:cs="Arial" w:eastAsia="Arial"/>
                 <w:b/>
                 <w:sz w:val="21"/>
                 <w:szCs w:val="21"/>
@@ -2156,7 +2156,7 @@
             <w:proofErr w:type="spellStart"/>
             <w:r>
               <w:rPr>
-                <w:rFonts w:ascii="Arial" w:eastAsia="Arial" w:hAnsi="Arial" w:cs="Arial"/>
+                <w:rFonts w:ascii="Arial" w:hAnsi="Arial" w:cs="Arial" w:eastAsia="Arial"/>
                 <w:sz w:val="21"/>
                 <w:szCs w:val="21"/>
               </w:rPr>
@@ -2165,7 +2165,7 @@
             <w:proofErr w:type="spellEnd"/>
             <w:r>
               <w:rPr>
-                <w:rFonts w:ascii="Arial" w:eastAsia="Arial" w:hAnsi="Arial" w:cs="Arial"/>
+                <w:rFonts w:ascii="Arial" w:hAnsi="Arial" w:cs="Arial" w:eastAsia="Arial"/>
                 <w:sz w:val="21"/>
                 <w:szCs w:val="21"/>
               </w:rPr>
@@ -2199,7 +2199,7 @@
             </w:pPr>
             <w:r>
               <w:rPr>
-                <w:rFonts w:ascii="Arial" w:eastAsia="Arial" w:hAnsi="Arial" w:cs="Arial"/>
+                <w:rFonts w:ascii="Arial" w:hAnsi="Arial" w:cs="Arial" w:eastAsia="Arial"/>
                 <w:b/>
                 <w:sz w:val="21"/>
                 <w:szCs w:val="21"/>
@@ -2229,7 +2229,7 @@
             <w:proofErr w:type="spellStart"/>
             <w:r>
               <w:rPr>
-                <w:rFonts w:ascii="Arial" w:eastAsia="Arial" w:hAnsi="Arial" w:cs="Arial"/>
+                <w:rFonts w:ascii="Arial" w:hAnsi="Arial" w:cs="Arial" w:eastAsia="Arial"/>
                 <w:sz w:val="21"/>
                 <w:szCs w:val="21"/>
               </w:rPr>
@@ -2238,7 +2238,7 @@
             <w:proofErr w:type="spellEnd"/>
             <w:r>
               <w:rPr>
-                <w:rFonts w:ascii="Arial" w:eastAsia="Arial" w:hAnsi="Arial" w:cs="Arial"/>
+                <w:rFonts w:ascii="Arial" w:hAnsi="Arial" w:cs="Arial" w:eastAsia="Arial"/>
                 <w:sz w:val="21"/>
                 <w:szCs w:val="21"/>
               </w:rPr>
@@ -2271,7 +2271,7 @@
             </w:pPr>
             <w:r>
               <w:rPr>
-                <w:rFonts w:ascii="Arial" w:eastAsia="Arial" w:hAnsi="Arial" w:cs="Arial"/>
+                <w:rFonts w:ascii="Arial" w:hAnsi="Arial" w:cs="Arial" w:eastAsia="Arial"/>
                 <w:b/>
                 <w:sz w:val="21"/>
                 <w:szCs w:val="21"/>
@@ -2300,7 +2300,7 @@
             <w:proofErr w:type="spellStart"/>
             <w:r>
               <w:rPr>
-                <w:rFonts w:ascii="Arial" w:eastAsia="Arial" w:hAnsi="Arial" w:cs="Arial"/>
+                <w:rFonts w:ascii="Arial" w:hAnsi="Arial" w:cs="Arial" w:eastAsia="Arial"/>
                 <w:sz w:val="21"/>
                 <w:szCs w:val="21"/>
               </w:rPr>
@@ -2309,7 +2309,7 @@
             <w:proofErr w:type="spellEnd"/>
             <w:r>
               <w:rPr>
-                <w:rFonts w:ascii="Arial" w:eastAsia="Arial" w:hAnsi="Arial" w:cs="Arial"/>
+                <w:rFonts w:ascii="Arial" w:hAnsi="Arial" w:cs="Arial" w:eastAsia="Arial"/>
                 <w:sz w:val="21"/>
                 <w:szCs w:val="21"/>
               </w:rPr>
@@ -2342,7 +2342,7 @@
             </w:pPr>
             <w:r>
               <w:rPr>
-                <w:rFonts w:ascii="Arial" w:eastAsia="Arial" w:hAnsi="Arial" w:cs="Arial"/>
+                <w:rFonts w:ascii="Arial" w:hAnsi="Arial" w:cs="Arial" w:eastAsia="Arial"/>
                 <w:b/>
                 <w:sz w:val="21"/>
                 <w:szCs w:val="21"/>
@@ -2372,7 +2372,7 @@
             <w:proofErr w:type="spellStart"/>
             <w:r>
               <w:rPr>
-                <w:rFonts w:ascii="Arial" w:eastAsia="Arial" w:hAnsi="Arial" w:cs="Arial"/>
+                <w:rFonts w:ascii="Arial" w:hAnsi="Arial" w:cs="Arial" w:eastAsia="Arial"/>
                 <w:sz w:val="21"/>
                 <w:szCs w:val="21"/>
               </w:rPr>
@@ -2381,7 +2381,7 @@
             <w:proofErr w:type="spellEnd"/>
             <w:r>
               <w:rPr>
-                <w:rFonts w:ascii="Arial" w:eastAsia="Arial" w:hAnsi="Arial" w:cs="Arial"/>
+                <w:rFonts w:ascii="Arial" w:hAnsi="Arial" w:cs="Arial" w:eastAsia="Arial"/>
                 <w:sz w:val="21"/>
                 <w:szCs w:val="21"/>
               </w:rPr>
@@ -2414,7 +2414,7 @@
             </w:pPr>
             <w:r>
               <w:rPr>
-                <w:rFonts w:ascii="Arial" w:eastAsia="Arial" w:hAnsi="Arial" w:cs="Arial"/>
+                <w:rFonts w:ascii="Arial" w:hAnsi="Arial" w:cs="Arial" w:eastAsia="Arial"/>
                 <w:b/>
                 <w:sz w:val="21"/>
                 <w:szCs w:val="21"/>
@@ -2443,7 +2443,7 @@
             </w:pPr>
             <w:r>
               <w:rPr>
-                <w:rFonts w:ascii="Arial" w:eastAsia="Arial" w:hAnsi="Arial" w:cs="Arial"/>
+                <w:rFonts w:ascii="Arial" w:hAnsi="Arial" w:cs="Arial" w:eastAsia="Arial"/>
                 <w:sz w:val="21"/>
                 <w:szCs w:val="21"/>
               </w:rPr>
@@ -2476,7 +2476,7 @@
             </w:pPr>
             <w:r>
               <w:rPr>
-                <w:rFonts w:ascii="Arial" w:eastAsia="Arial" w:hAnsi="Arial" w:cs="Arial"/>
+                <w:rFonts w:ascii="Arial" w:hAnsi="Arial" w:cs="Arial" w:eastAsia="Arial"/>
                 <w:b/>
                 <w:sz w:val="21"/>
                 <w:szCs w:val="21"/>
@@ -2504,7 +2504,7 @@
             </w:pPr>
             <w:r>
               <w:rPr>
-                <w:rFonts w:ascii="Arial" w:eastAsia="Arial" w:hAnsi="Arial" w:cs="Arial"/>
+                <w:rFonts w:ascii="Arial" w:hAnsi="Arial" w:cs="Arial" w:eastAsia="Arial"/>
                 <w:sz w:val="21"/>
                 <w:szCs w:val="21"/>
               </w:rPr>
@@ -2537,7 +2537,7 @@
             </w:pPr>
             <w:r>
               <w:rPr>
-                <w:rFonts w:ascii="Arial" w:eastAsia="Arial" w:hAnsi="Arial" w:cs="Arial"/>
+                <w:rFonts w:ascii="Arial" w:hAnsi="Arial" w:cs="Arial" w:eastAsia="Arial"/>
                 <w:b/>
                 <w:sz w:val="21"/>
                 <w:szCs w:val="21"/>
@@ -2566,7 +2566,7 @@
             </w:pPr>
             <w:r>
               <w:rPr>
-                <w:rFonts w:ascii="Arial" w:eastAsia="Arial" w:hAnsi="Arial" w:cs="Arial"/>
+                <w:rFonts w:ascii="Arial" w:hAnsi="Arial" w:cs="Arial" w:eastAsia="Arial"/>
                 <w:sz w:val="21"/>
                 <w:szCs w:val="21"/>
               </w:rPr>
@@ -2599,7 +2599,7 @@
             </w:pPr>
             <w:r>
               <w:rPr>
-                <w:rFonts w:ascii="Arial" w:eastAsia="Arial" w:hAnsi="Arial" w:cs="Arial"/>
+                <w:rFonts w:ascii="Arial" w:hAnsi="Arial" w:cs="Arial" w:eastAsia="Arial"/>
                 <w:b/>
                 <w:sz w:val="21"/>
                 <w:szCs w:val="21"/>
@@ -2628,7 +2628,7 @@
             </w:pPr>
             <w:r>
               <w:rPr>
-                <w:rFonts w:ascii="Arial" w:eastAsia="Arial" w:hAnsi="Arial" w:cs="Arial"/>
+                <w:rFonts w:ascii="Arial" w:hAnsi="Arial" w:cs="Arial" w:eastAsia="Arial"/>
                 <w:sz w:val="21"/>
                 <w:szCs w:val="21"/>
               </w:rPr>
@@ -2661,7 +2661,7 @@
             </w:pPr>
             <w:r>
               <w:rPr>
-                <w:rFonts w:ascii="Arial" w:eastAsia="Arial" w:hAnsi="Arial" w:cs="Arial"/>
+                <w:rFonts w:ascii="Arial" w:hAnsi="Arial" w:cs="Arial" w:eastAsia="Arial"/>
                 <w:b/>
                 <w:sz w:val="21"/>
                 <w:szCs w:val="21"/>
@@ -2689,7 +2689,7 @@
             </w:pPr>
             <w:r>
               <w:rPr>
-                <w:rFonts w:ascii="Arial" w:eastAsia="Arial" w:hAnsi="Arial" w:cs="Arial"/>
+                <w:rFonts w:ascii="Arial" w:hAnsi="Arial" w:cs="Arial" w:eastAsia="Arial"/>
                 <w:sz w:val="21"/>
                 <w:szCs w:val="21"/>
               </w:rPr>
@@ -2722,7 +2722,7 @@
             </w:pPr>
             <w:r>
               <w:rPr>
-                <w:rFonts w:ascii="Arial" w:eastAsia="Arial" w:hAnsi="Arial" w:cs="Arial"/>
+                <w:rFonts w:ascii="Arial" w:hAnsi="Arial" w:cs="Arial" w:eastAsia="Arial"/>
                 <w:b/>
                 <w:sz w:val="21"/>
                 <w:szCs w:val="21"/>
@@ -2751,7 +2751,7 @@
             </w:pPr>
             <w:r>
               <w:rPr>
-                <w:rFonts w:ascii="Arial" w:eastAsia="Arial" w:hAnsi="Arial" w:cs="Arial"/>
+                <w:rFonts w:ascii="Arial" w:hAnsi="Arial" w:cs="Arial" w:eastAsia="Arial"/>
                 <w:sz w:val="21"/>
                 <w:szCs w:val="21"/>
               </w:rPr>
@@ -2784,7 +2784,7 @@
             </w:pPr>
             <w:r>
               <w:rPr>
-                <w:rFonts w:ascii="Arial" w:eastAsia="Arial" w:hAnsi="Arial" w:cs="Arial"/>
+                <w:rFonts w:ascii="Arial" w:hAnsi="Arial" w:cs="Arial" w:eastAsia="Arial"/>
                 <w:b/>
                 <w:sz w:val="21"/>
                 <w:szCs w:val="21"/>
@@ -2812,7 +2812,7 @@
             </w:pPr>
             <w:r>
               <w:rPr>
-                <w:rFonts w:ascii="Arial" w:eastAsia="Arial" w:hAnsi="Arial" w:cs="Arial"/>
+                <w:rFonts w:ascii="Arial" w:hAnsi="Arial" w:cs="Arial" w:eastAsia="Arial"/>
                 <w:sz w:val="21"/>
                 <w:szCs w:val="21"/>
               </w:rPr>
@@ -2845,7 +2845,7 @@
             </w:pPr>
             <w:r>
               <w:rPr>
-                <w:rFonts w:ascii="Arial" w:eastAsia="Arial" w:hAnsi="Arial" w:cs="Arial"/>
+                <w:rFonts w:ascii="Arial" w:hAnsi="Arial" w:cs="Arial" w:eastAsia="Arial"/>
                 <w:b/>
                 <w:sz w:val="21"/>
                 <w:szCs w:val="21"/>
@@ -2874,7 +2874,7 @@
             </w:pPr>
             <w:r>
               <w:rPr>
-                <w:rFonts w:ascii="Arial" w:eastAsia="Arial" w:hAnsi="Arial" w:cs="Arial"/>
+                <w:rFonts w:ascii="Arial" w:hAnsi="Arial" w:cs="Arial" w:eastAsia="Arial"/>
                 <w:sz w:val="21"/>
                 <w:szCs w:val="21"/>
               </w:rPr>
@@ -2939,7 +2939,7 @@
             </w:pPr>
             <w:r>
               <w:rPr>
-                <w:rFonts w:ascii="Arial" w:eastAsia="Arial" w:hAnsi="Arial" w:cs="Arial"/>
+                <w:rFonts w:ascii="Arial" w:hAnsi="Arial" w:cs="Arial" w:eastAsia="Arial"/>
                 <w:b/>
                 <w:sz w:val="21"/>
                 <w:szCs w:val="21"/>
@@ -2948,7 +2948,7 @@
             </w:r>
             <w:r>
               <w:rPr>
-                <w:rFonts w:ascii="Arial" w:eastAsia="Arial" w:hAnsi="Arial" w:cs="Arial"/>
+                <w:rFonts w:ascii="Arial" w:hAnsi="Arial" w:cs="Arial" w:eastAsia="Arial"/>
                 <w:b/>
                 <w:sz w:val="21"/>
                 <w:szCs w:val="21"/>
@@ -2957,7 +2957,7 @@
             </w:r>
             <w:r>
               <w:rPr>
-                <w:rFonts w:ascii="Arial" w:eastAsia="Arial" w:hAnsi="Arial" w:cs="Arial"/>
+                <w:rFonts w:ascii="Arial" w:hAnsi="Arial" w:cs="Arial" w:eastAsia="Arial"/>
                 <w:b/>
                 <w:sz w:val="21"/>
                 <w:szCs w:val="21"/>
@@ -2966,7 +2966,7 @@
             </w:r>
             <w:r>
               <w:rPr>
-                <w:rFonts w:ascii="Arial" w:eastAsia="Arial" w:hAnsi="Arial" w:cs="Arial"/>
+                <w:rFonts w:ascii="Arial" w:hAnsi="Arial" w:cs="Arial" w:eastAsia="Arial"/>
                 <w:b/>
                 <w:sz w:val="21"/>
                 <w:szCs w:val="21"/>
@@ -2975,7 +2975,7 @@
             </w:r>
             <w:r>
               <w:rPr>
-                <w:rFonts w:ascii="Arial" w:eastAsia="Arial" w:hAnsi="Arial" w:cs="Arial"/>
+                <w:rFonts w:ascii="Arial" w:hAnsi="Arial" w:cs="Arial" w:eastAsia="Arial"/>
                 <w:b/>
                 <w:sz w:val="21"/>
                 <w:szCs w:val="21"/>
@@ -3009,7 +3009,7 @@
             </w:pPr>
             <w:r>
               <w:rPr>
-                <w:rFonts w:ascii="Arial" w:eastAsia="Arial" w:hAnsi="Arial" w:cs="Arial"/>
+                <w:rFonts w:ascii="Arial" w:hAnsi="Arial" w:cs="Arial" w:eastAsia="Arial"/>
                 <w:b/>
                 <w:sz w:val="21"/>
                 <w:szCs w:val="21"/>
@@ -3038,7 +3038,7 @@
             <w:proofErr w:type="spellStart"/>
             <w:r>
               <w:rPr>
-                <w:rFonts w:ascii="Arial" w:eastAsia="Arial" w:hAnsi="Arial" w:cs="Arial"/>
+                <w:rFonts w:ascii="Arial" w:hAnsi="Arial" w:cs="Arial" w:eastAsia="Arial"/>
                 <w:sz w:val="21"/>
                 <w:szCs w:val="21"/>
               </w:rPr>
@@ -3047,7 +3047,7 @@
             <w:proofErr w:type="spellEnd"/>
             <w:r>
               <w:rPr>
-                <w:rFonts w:ascii="Arial" w:eastAsia="Arial" w:hAnsi="Arial" w:cs="Arial"/>
+                <w:rFonts w:ascii="Arial" w:hAnsi="Arial" w:cs="Arial" w:eastAsia="Arial"/>
                 <w:sz w:val="21"/>
                 <w:szCs w:val="21"/>
               </w:rPr>
@@ -3080,7 +3080,7 @@
             </w:pPr>
             <w:r>
               <w:rPr>
-                <w:rFonts w:ascii="Arial" w:eastAsia="Arial" w:hAnsi="Arial" w:cs="Arial"/>
+                <w:rFonts w:ascii="Arial" w:hAnsi="Arial" w:cs="Arial" w:eastAsia="Arial"/>
                 <w:b/>
                 <w:sz w:val="21"/>
                 <w:szCs w:val="21"/>
@@ -3109,7 +3109,7 @@
             </w:pPr>
             <w:r>
               <w:rPr>
-                <w:rFonts w:ascii="Arial" w:eastAsia="Arial" w:hAnsi="Arial" w:cs="Arial"/>
+                <w:rFonts w:ascii="Arial" w:hAnsi="Arial" w:cs="Arial" w:eastAsia="Arial"/>
                 <w:sz w:val="21"/>
                 <w:szCs w:val="21"/>
               </w:rPr>
@@ -3142,7 +3142,7 @@
             </w:pPr>
             <w:r>
               <w:rPr>
-                <w:rFonts w:ascii="Arial" w:eastAsia="Arial" w:hAnsi="Arial" w:cs="Arial"/>
+                <w:rFonts w:ascii="Arial" w:hAnsi="Arial" w:cs="Arial" w:eastAsia="Arial"/>
                 <w:b/>
                 <w:sz w:val="21"/>
                 <w:szCs w:val="21"/>
@@ -3170,7 +3170,7 @@
             </w:pPr>
             <w:r>
               <w:rPr>
-                <w:rFonts w:ascii="Arial" w:eastAsia="Arial" w:hAnsi="Arial" w:cs="Arial"/>
+                <w:rFonts w:ascii="Arial" w:hAnsi="Arial" w:cs="Arial" w:eastAsia="Arial"/>
                 <w:sz w:val="21"/>
                 <w:szCs w:val="21"/>
               </w:rPr>
@@ -3203,7 +3203,7 @@
             </w:pPr>
             <w:r>
               <w:rPr>
-                <w:rFonts w:ascii="Arial" w:eastAsia="Arial" w:hAnsi="Arial" w:cs="Arial"/>
+                <w:rFonts w:ascii="Arial" w:hAnsi="Arial" w:cs="Arial" w:eastAsia="Arial"/>
                 <w:b/>
                 <w:sz w:val="21"/>
                 <w:szCs w:val="21"/>
@@ -3232,7 +3232,7 @@
             <w:proofErr w:type="spellStart"/>
             <w:r>
               <w:rPr>
-                <w:rFonts w:ascii="Arial" w:eastAsia="Arial" w:hAnsi="Arial" w:cs="Arial"/>
+                <w:rFonts w:ascii="Arial" w:hAnsi="Arial" w:cs="Arial" w:eastAsia="Arial"/>
                 <w:sz w:val="21"/>
                 <w:szCs w:val="21"/>
               </w:rPr>
@@ -3241,7 +3241,7 @@
             <w:proofErr w:type="spellEnd"/>
             <w:r>
               <w:rPr>
-                <w:rFonts w:ascii="Arial" w:eastAsia="Arial" w:hAnsi="Arial" w:cs="Arial"/>
+                <w:rFonts w:ascii="Arial" w:hAnsi="Arial" w:cs="Arial" w:eastAsia="Arial"/>
                 <w:sz w:val="21"/>
                 <w:szCs w:val="21"/>
               </w:rPr>
@@ -3274,7 +3274,7 @@
             </w:pPr>
             <w:r>
               <w:rPr>
-                <w:rFonts w:ascii="Arial" w:eastAsia="Arial" w:hAnsi="Arial" w:cs="Arial"/>
+                <w:rFonts w:ascii="Arial" w:hAnsi="Arial" w:cs="Arial" w:eastAsia="Arial"/>
                 <w:b/>
                 <w:sz w:val="21"/>
                 <w:szCs w:val="21"/>
@@ -3303,7 +3303,7 @@
             <w:proofErr w:type="spellStart"/>
             <w:r>
               <w:rPr>
-                <w:rFonts w:ascii="Arial" w:eastAsia="Arial" w:hAnsi="Arial" w:cs="Arial"/>
+                <w:rFonts w:ascii="Arial" w:hAnsi="Arial" w:cs="Arial" w:eastAsia="Arial"/>
                 <w:sz w:val="21"/>
                 <w:szCs w:val="21"/>
               </w:rPr>
@@ -3312,7 +3312,7 @@
             <w:proofErr w:type="spellEnd"/>
             <w:r>
               <w:rPr>
-                <w:rFonts w:ascii="Arial" w:eastAsia="Arial" w:hAnsi="Arial" w:cs="Arial"/>
+                <w:rFonts w:ascii="Arial" w:hAnsi="Arial" w:cs="Arial" w:eastAsia="Arial"/>
                 <w:sz w:val="21"/>
                 <w:szCs w:val="21"/>
               </w:rPr>
@@ -3346,7 +3346,7 @@
             </w:pPr>
             <w:r>
               <w:rPr>
-                <w:rFonts w:ascii="Arial" w:eastAsia="Arial" w:hAnsi="Arial" w:cs="Arial"/>
+                <w:rFonts w:ascii="Arial" w:hAnsi="Arial" w:cs="Arial" w:eastAsia="Arial"/>
                 <w:b/>
                 <w:sz w:val="21"/>
                 <w:szCs w:val="21"/>
@@ -3376,7 +3376,7 @@
             <w:proofErr w:type="spellStart"/>
             <w:r>
               <w:rPr>
-                <w:rFonts w:ascii="Arial" w:eastAsia="Arial" w:hAnsi="Arial" w:cs="Arial"/>
+                <w:rFonts w:ascii="Arial" w:hAnsi="Arial" w:cs="Arial" w:eastAsia="Arial"/>
                 <w:sz w:val="21"/>
                 <w:szCs w:val="21"/>
               </w:rPr>
@@ -3385,7 +3385,7 @@
             <w:proofErr w:type="spellEnd"/>
             <w:r>
               <w:rPr>
-                <w:rFonts w:ascii="Arial" w:eastAsia="Arial" w:hAnsi="Arial" w:cs="Arial"/>
+                <w:rFonts w:ascii="Arial" w:hAnsi="Arial" w:cs="Arial" w:eastAsia="Arial"/>
                 <w:sz w:val="21"/>
                 <w:szCs w:val="21"/>
               </w:rPr>
@@ -3418,7 +3418,7 @@
             </w:pPr>
             <w:r>
               <w:rPr>
-                <w:rFonts w:ascii="Arial" w:eastAsia="Arial" w:hAnsi="Arial" w:cs="Arial"/>
+                <w:rFonts w:ascii="Arial" w:hAnsi="Arial" w:cs="Arial" w:eastAsia="Arial"/>
                 <w:b/>
                 <w:sz w:val="21"/>
                 <w:szCs w:val="21"/>
@@ -3447,7 +3447,7 @@
             <w:proofErr w:type="spellStart"/>
             <w:r>
               <w:rPr>
-                <w:rFonts w:ascii="Arial" w:eastAsia="Arial" w:hAnsi="Arial" w:cs="Arial"/>
+                <w:rFonts w:ascii="Arial" w:hAnsi="Arial" w:cs="Arial" w:eastAsia="Arial"/>
                 <w:sz w:val="21"/>
                 <w:szCs w:val="21"/>
               </w:rPr>
@@ -3456,7 +3456,7 @@
             <w:proofErr w:type="spellEnd"/>
             <w:r>
               <w:rPr>
-                <w:rFonts w:ascii="Arial" w:eastAsia="Arial" w:hAnsi="Arial" w:cs="Arial"/>
+                <w:rFonts w:ascii="Arial" w:hAnsi="Arial" w:cs="Arial" w:eastAsia="Arial"/>
                 <w:sz w:val="21"/>
                 <w:szCs w:val="21"/>
               </w:rPr>
@@ -3489,7 +3489,7 @@
             </w:pPr>
             <w:r>
               <w:rPr>
-                <w:rFonts w:ascii="Arial" w:eastAsia="Arial" w:hAnsi="Arial" w:cs="Arial"/>
+                <w:rFonts w:ascii="Arial" w:hAnsi="Arial" w:cs="Arial" w:eastAsia="Arial"/>
                 <w:b/>
                 <w:sz w:val="21"/>
                 <w:szCs w:val="21"/>
@@ -3518,7 +3518,7 @@
             <w:proofErr w:type="spellStart"/>
             <w:r>
               <w:rPr>
-                <w:rFonts w:ascii="Arial" w:eastAsia="Arial" w:hAnsi="Arial" w:cs="Arial"/>
+                <w:rFonts w:ascii="Arial" w:hAnsi="Arial" w:cs="Arial" w:eastAsia="Arial"/>
                 <w:sz w:val="21"/>
                 <w:szCs w:val="21"/>
               </w:rPr>
@@ -3527,7 +3527,7 @@
             <w:proofErr w:type="spellEnd"/>
             <w:r>
               <w:rPr>
-                <w:rFonts w:ascii="Arial" w:eastAsia="Arial" w:hAnsi="Arial" w:cs="Arial"/>
+                <w:rFonts w:ascii="Arial" w:hAnsi="Arial" w:cs="Arial" w:eastAsia="Arial"/>
                 <w:sz w:val="21"/>
                 <w:szCs w:val="21"/>
               </w:rPr>
@@ -3560,7 +3560,7 @@
             </w:pPr>
             <w:r>
               <w:rPr>
-                <w:rFonts w:ascii="Arial" w:eastAsia="Arial" w:hAnsi="Arial" w:cs="Arial"/>
+                <w:rFonts w:ascii="Arial" w:hAnsi="Arial" w:cs="Arial" w:eastAsia="Arial"/>
                 <w:b/>
                 <w:sz w:val="21"/>
                 <w:szCs w:val="21"/>
@@ -3589,7 +3589,7 @@
             <w:proofErr w:type="spellStart"/>
             <w:r>
               <w:rPr>
-                <w:rFonts w:ascii="Arial" w:eastAsia="Arial" w:hAnsi="Arial" w:cs="Arial"/>
+                <w:rFonts w:ascii="Arial" w:hAnsi="Arial" w:cs="Arial" w:eastAsia="Arial"/>
                 <w:sz w:val="21"/>
                 <w:szCs w:val="21"/>
               </w:rPr>
@@ -3598,7 +3598,7 @@
             <w:proofErr w:type="spellEnd"/>
             <w:r>
               <w:rPr>
-                <w:rFonts w:ascii="Arial" w:eastAsia="Arial" w:hAnsi="Arial" w:cs="Arial"/>
+                <w:rFonts w:ascii="Arial" w:hAnsi="Arial" w:cs="Arial" w:eastAsia="Arial"/>
                 <w:sz w:val="21"/>
                 <w:szCs w:val="21"/>
               </w:rPr>
@@ -3631,7 +3631,7 @@
             </w:pPr>
             <w:r>
               <w:rPr>
-                <w:rFonts w:ascii="Arial" w:eastAsia="Arial" w:hAnsi="Arial" w:cs="Arial"/>
+                <w:rFonts w:ascii="Arial" w:hAnsi="Arial" w:cs="Arial" w:eastAsia="Arial"/>
                 <w:b/>
                 <w:sz w:val="21"/>
                 <w:szCs w:val="21"/>
@@ -3659,7 +3659,7 @@
             </w:pPr>
             <w:r>
               <w:rPr>
-                <w:rFonts w:ascii="Arial" w:eastAsia="Arial" w:hAnsi="Arial" w:cs="Arial"/>
+                <w:rFonts w:ascii="Arial" w:hAnsi="Arial" w:cs="Arial" w:eastAsia="Arial"/>
                 <w:sz w:val="21"/>
                 <w:szCs w:val="21"/>
               </w:rPr>
@@ -3693,7 +3693,7 @@
             </w:pPr>
             <w:r>
               <w:rPr>
-                <w:rFonts w:ascii="Arial" w:eastAsia="Arial" w:hAnsi="Arial" w:cs="Arial"/>
+                <w:rFonts w:ascii="Arial" w:hAnsi="Arial" w:cs="Arial" w:eastAsia="Arial"/>
                 <w:b/>
                 <w:sz w:val="21"/>
                 <w:szCs w:val="21"/>
@@ -3722,7 +3722,7 @@
             </w:pPr>
             <w:r>
               <w:rPr>
-                <w:rFonts w:ascii="Arial" w:eastAsia="Arial" w:hAnsi="Arial" w:cs="Arial"/>
+                <w:rFonts w:ascii="Arial" w:hAnsi="Arial" w:cs="Arial" w:eastAsia="Arial"/>
                 <w:sz w:val="21"/>
                 <w:szCs w:val="21"/>
               </w:rPr>
@@ -3755,7 +3755,7 @@
             </w:pPr>
             <w:r>
               <w:rPr>
-                <w:rFonts w:ascii="Arial" w:eastAsia="Arial" w:hAnsi="Arial" w:cs="Arial"/>
+                <w:rFonts w:ascii="Arial" w:hAnsi="Arial" w:cs="Arial" w:eastAsia="Arial"/>
                 <w:b/>
                 <w:sz w:val="21"/>
                 <w:szCs w:val="21"/>
@@ -3783,7 +3783,7 @@
             </w:pPr>
             <w:r>
               <w:rPr>
-                <w:rFonts w:ascii="Arial" w:eastAsia="Arial" w:hAnsi="Arial" w:cs="Arial"/>
+                <w:rFonts w:ascii="Arial" w:hAnsi="Arial" w:cs="Arial" w:eastAsia="Arial"/>
                 <w:sz w:val="21"/>
                 <w:szCs w:val="21"/>
               </w:rPr>
@@ -3816,7 +3816,7 @@
             </w:pPr>
             <w:r>
               <w:rPr>
-                <w:rFonts w:ascii="Arial" w:eastAsia="Arial" w:hAnsi="Arial" w:cs="Arial"/>
+                <w:rFonts w:ascii="Arial" w:hAnsi="Arial" w:cs="Arial" w:eastAsia="Arial"/>
                 <w:b/>
                 <w:sz w:val="21"/>
                 <w:szCs w:val="21"/>
@@ -3844,7 +3844,7 @@
             </w:pPr>
             <w:r>
               <w:rPr>
-                <w:rFonts w:ascii="Arial" w:eastAsia="Arial" w:hAnsi="Arial" w:cs="Arial"/>
+                <w:rFonts w:ascii="Arial" w:hAnsi="Arial" w:cs="Arial" w:eastAsia="Arial"/>
                 <w:sz w:val="21"/>
                 <w:szCs w:val="21"/>
               </w:rPr>
@@ -3877,7 +3877,7 @@
             </w:pPr>
             <w:r>
               <w:rPr>
-                <w:rFonts w:ascii="Arial" w:eastAsia="Arial" w:hAnsi="Arial" w:cs="Arial"/>
+                <w:rFonts w:ascii="Arial" w:hAnsi="Arial" w:cs="Arial" w:eastAsia="Arial"/>
                 <w:b/>
                 <w:sz w:val="21"/>
                 <w:szCs w:val="21"/>
@@ -3905,7 +3905,7 @@
             </w:pPr>
             <w:r>
               <w:rPr>
-                <w:rFonts w:ascii="Arial" w:eastAsia="Arial" w:hAnsi="Arial" w:cs="Arial"/>
+                <w:rFonts w:ascii="Arial" w:hAnsi="Arial" w:cs="Arial" w:eastAsia="Arial"/>
                 <w:sz w:val="21"/>
                 <w:szCs w:val="21"/>
               </w:rPr>
@@ -3938,7 +3938,7 @@
             </w:pPr>
             <w:r>
               <w:rPr>
-                <w:rFonts w:ascii="Arial" w:eastAsia="Arial" w:hAnsi="Arial" w:cs="Arial"/>
+                <w:rFonts w:ascii="Arial" w:hAnsi="Arial" w:cs="Arial" w:eastAsia="Arial"/>
                 <w:b/>
                 <w:sz w:val="21"/>
                 <w:szCs w:val="21"/>
@@ -3966,7 +3966,7 @@
             </w:pPr>
             <w:r>
               <w:rPr>
-                <w:rFonts w:ascii="Arial" w:eastAsia="Arial" w:hAnsi="Arial" w:cs="Arial"/>
+                <w:rFonts w:ascii="Arial" w:hAnsi="Arial" w:cs="Arial" w:eastAsia="Arial"/>
                 <w:sz w:val="21"/>
                 <w:szCs w:val="21"/>
               </w:rPr>
@@ -3991,10 +3991,10 @@
   <w:docDefaults>
     <w:rPrDefault>
       <w:rPr>
-        <w:rFonts w:asciiTheme="minorHAnsi" w:eastAsiaTheme="minorEastAsia" w:hAnsiTheme="minorHAnsi" w:cstheme="minorBidi"/>
+        <w:rFonts w:ascii="Arial" w:hAnsi="Arial" w:cs="Arial" w:eastAsia="Arial"/>
         <w:kern w:val="2"/>
-        <w:sz w:val="24"/>
-        <w:szCs w:val="24"/>
+        <w:sz w:val="21"/>
+        <w:szCs w:val="21"/>
         <w:lang w:val="en-IN" w:eastAsia="en-IN" w:bidi="ar-SA"/>
         <w14:ligatures w14:val="standardContextual"/>
       </w:rPr>
@@ -4390,9 +4390,9 @@
       <w:spacing w:line="259" w:lineRule="auto"/>
     </w:pPr>
     <w:rPr>
-      <w:rFonts w:ascii="Calibri" w:eastAsia="Calibri" w:hAnsi="Calibri" w:cs="Calibri"/>
+      <w:rFonts w:ascii="Arial" w:hAnsi="Arial" w:cs="Arial" w:eastAsia="Arial"/>
       <w:color w:val="000000"/>
-      <w:sz w:val="22"/>
+      <w:sz w:val="21"/>
     </w:rPr>
   </w:style>
   <w:style w:type="character" w:default="1" w:styleId="DefaultParagraphFont">
